--- a/docs/governance/build/shora-shivename.docx
+++ b/docs/governance/build/shora-shivename.docx
@@ -27,7 +27,7 @@
           <w:rFonts w:ascii="Tahoma" w:hAnsi="Tahoma" w:cs="Tahoma"/>
           <w:rtl/>
         </w:rPr>
-        <w:t>نسخه ۱٫۰ — پیش‌نویس | تاریخ تصویب: — | تاریخ تأیید: — | شماره صورت‌جلسه: —</w:t>
+        <w:t>نسخه ۱٫۰ — پیش‌نویس | نسخه و تاریخ تصویب یا به‌روزرسانی هر بخش در سرآیند همان بخش می‌آید (۰-۳)</w:t>
       </w:r>
     </w:p>
     <w:p>
@@ -203,7 +203,7 @@
           <w:rFonts w:ascii="Tahoma" w:hAnsi="Tahoma" w:cs="Tahoma"/>
           <w:rtl/>
         </w:rPr>
-        <w:t>مصوبه حساس: تصمیمی با رأی موافق ۵ از کل ۷ نفر؛ در تعلیق عضو، رأی موافق ۵ نفر از ۶ عضو دیگر. رده حساس فقط در این موارد به کار می‌رود: اصلاح پیش‌درآمد و فصل ۳ (۰-۴)، تصمیم مهم در جلسه فوری بدون اعلام ۴۸ ساعته (۲-۱۰)، تعلیق عضو (۱-۱۰) و دعوت از اعضای واجد شرایط برای کرسی‌های خالی در کمبود نامزد (۷-۱۲). موضوع تصمیم حساس، جز در جلسه فوری مطابق ۲-۱۰، مانند تصمیم مهم دست‌کم ۴۸ ساعت پیش از جلسه در دستور اعلام می‌شود (۲-۲).</w:t>
+        <w:t>مصوبه حساس: تصمیمی با رأی موافق ۵ از کل ۷ نفر؛ در تعلیق عضو، رأی موافق ۵ نفر از ۶ عضو دیگر. رده حساس فقط در این موارد به کار می‌رود: اصلاح پیش‌درآمد و فصل ۳ (۰-۴)، تصمیم مهم در جلسه فوری بدون اعلام ۴۸ ساعته (۲-۱۰)، تعلیق عضو (۱-۱۰)، تغییر دبیر در نقش دبیری پس از شنیدن توضیحات او (اساسنامه، ماده ۱۷) و دعوت از اعضای واجد شرایط برای کرسی‌های خالی در کمبود نامزد (۷-۱۲). موضوع تصمیم حساس، جز در جلسه فوری مطابق ۲-۱۰، مانند تصمیم مهم دست‌کم ۴۸ ساعت پیش از جلسه در دستور اعلام می‌شود (۲-۲).</w:t>
       </w:r>
     </w:p>
     <w:p>
@@ -531,7 +531,7 @@
           <w:rFonts w:ascii="Tahoma" w:hAnsi="Tahoma" w:cs="Tahoma"/>
           <w:rtl/>
         </w:rPr>
-        <w:t>۱-۴. نائب دبیر: نائب دبیر زمان‌بندی و دعوت جلسات شورا و تهیه دستور جلسه را با هماهنگی دبیر انجام می‌دهد و نویسنده پیش‌فرض صورت‌جلسه است (۲-۵). در غیاب یا ناتوانی موقت دبیر، نائب دبیر وظایف او را انجام می‌دهد. هرگاه دبیر یا مسئول مالی خود طرف یک پرداخت باشد، نائب دبیر به جای او امضای دوم را می‌زند (۳-۴).</w:t>
+        <w:t>۱-۴. نائب دبیر: نائب دبیر زمان‌بندی و دعوت جلسات شورا و تهیه دستور جلسه را با هماهنگی دبیر انجام می‌دهد و نویسنده پیش‌فرض صورت‌جلسه است (۲-۵). در غیاب یا ناتوانی موقت دبیر، نائب دبیر وظایف او را انجام می‌دهد. هرگاه دبیر یا مسئول مالی خود طرف یک پرداخت باشد یا در دسترس نباشد، نائب دبیر به جای او امضای دوم را می‌زند (۳-۴؛ اساسنامه، ماده ۲۸).</w:t>
       </w:r>
     </w:p>
     <w:p>
@@ -574,7 +574,7 @@
           <w:rFonts w:ascii="Tahoma" w:hAnsi="Tahoma" w:cs="Tahoma"/>
           <w:rtl/>
         </w:rPr>
-        <w:t>(الف) عملیات جاری، حوزه مالی و اداری: دفتر کل، اسناد مالی، مکاتبات و بایگانی اداری.</w:t>
+        <w:t>(الف) عملیات جاری، حوزه مالی و اداری: دفتر کل، اسناد مالی، مکاتبات و بایگانی اداری؛ دفتر عضویت انجمن، که شمار اعضا و نصاب هر جلسه عمومی به آن وابسته است (اساسنامه، مواد ۱۵ و ۲۰).</w:t>
       </w:r>
     </w:p>
     <w:p>
@@ -612,7 +612,7 @@
           <w:rFonts w:ascii="Tahoma" w:hAnsi="Tahoma" w:cs="Tahoma"/>
           <w:rtl/>
         </w:rPr>
-        <w:t>(الف) عملیات جاری، حوزه ارتباطات و رسانه: کانال‌ها و صفحات انجمن، روابط عمومی، اطلاع‌رسانی سمینارهای هفتگی و هویت بصری مطابق فصل ۵. رابط مجمع (۶-۴) ذیل این حوزه است و در نخستین جلسه نام‌برده می‌شود؛ رابط مجمع می‌تواند عضوی غیر از دارنده رسانه باشد.</w:t>
+        <w:t>(الف) عملیات جاری، حوزه ارتباطات و رسانه: کانال‌ها و صفحات انجمن، روابط عمومی، ارتباط با دانش‌آموختگان دانشکده، اطلاع‌رسانی سمینارهای هفتگی و هویت بصری مطابق فصل ۵. رابط مجمع (۶-۴) ذیل این حوزه است و در نخستین جلسه نام‌برده می‌شود؛ رابط مجمع می‌تواند عضوی غیر از دارنده رسانه باشد.</w:t>
       </w:r>
     </w:p>
     <w:p>
@@ -681,7 +681,7 @@
           <w:rFonts w:ascii="Tahoma" w:hAnsi="Tahoma" w:cs="Tahoma"/>
           <w:rtl/>
         </w:rPr>
-        <w:t>۱-۷. قواعد تخصیص: هر عضو شورا دست‌کم یک حوزه دارد و هیچ عضوی بیش از دو حوزه دائمی نمی‌پذیرد؛ دبیر جز دبیری حداکثر یک حوزه دارد. هیچ حوزه‌ای بدون دارنده نام‌دار نمی‌ماند و برای هر حوزه کلیدی یک هم‌پوشان نیز تعیین می‌شود (۱-۸). نقش در تیم یک رویداد یا رهبری یک پروژه در سقف حوزه‌های دائمی شمرده نمی‌شود، اما هنگام تخصیص بار کار هر عضو در نظر گرفته می‌شود. تخصیص در صورت‌جلسه و فهرست تاریخ‌دار دارندگان نقش‌ها (۰-۶) ثبت می‌شود.</w:t>
+        <w:t>۱-۷. قواعد تخصیص: هر عضو شورا دست‌کم یک حوزه دارد و هیچ عضوی بیش از دو حوزه دائمی نمی‌پذیرد؛ دبیر جز دبیری حداکثر یک حوزه دارد. هیچ حوزه‌ای بدون دارنده نام‌دار نمی‌ماند و برای هر حوزه کلیدی یک همکار پشتیبان نیز تعیین می‌شود (۱-۸). نقش در تیم یک رویداد یا رهبری یک پروژه در سقف حوزه‌های دائمی شمرده نمی‌شود، اما هنگام تخصیص بار کار هر عضو در نظر گرفته می‌شود. تخصیص در صورت‌جلسه و فهرست تاریخ‌دار دارندگان نقش‌ها (۰-۶) ثبت می‌شود.</w:t>
       </w:r>
     </w:p>
     <w:p>
@@ -693,7 +693,7 @@
           <w:rFonts w:ascii="Tahoma" w:hAnsi="Tahoma" w:cs="Tahoma"/>
           <w:rtl/>
         </w:rPr>
-        <w:t>۱-۸. هیچ کار مادی به‌تنهایی: هر پروژه، رویداد و حوزه کلیدی دست‌کم دو نفر مطلع و مسئول دارد: دارنده و یک هم‌پوشان که از روند کار، مدارک و دسترسی‌ها خبر دارد و در غیاب دارنده می‌تواند کار را ادامه دهد. هیچ عضوی به‌تنهایی تعهد مالی، مادی یا رسانه‌ای به نام انجمن نمی‌دهد؛ چنین تعهدی فقط با مصوبه یا تفویض کتبی شورا و با اطلاع دست‌کم یک عضو دیگر ممکن است (اساسنامه، ماده ۳۱). هر تصمیم یا اقدام یک حوزه که تعهد، هزینه یا انتشاری به نام انجمن در پی دارد، در گروه رسمی شورا ثبت می‌شود تا همه اعضا در جریان باشند. تعهدی که خلاف این بند داده شود به نام انجمن پذیرفته نمی‌شود و مسئولیت آن با دهنده تعهد است.</w:t>
+        <w:t>۱-۸. هیچ کار مادی به‌تنهایی: هر پروژه، رویداد و حوزه کلیدی دست‌کم دو نفر مطلع و مسئول دارد: دارنده و یک همکار پشتیبان که از روند کار، مدارک و دسترسی‌ها خبر دارد و در غیاب دارنده می‌تواند کار را ادامه دهد. هیچ عضوی به‌تنهایی تعهد مالی، مادی یا رسانه‌ای به نام انجمن نمی‌دهد؛ چنین تعهدی فقط با مصوبه یا تفویض کتبی شورا و با اطلاع دست‌کم یک عضو دیگر ممکن است (اساسنامه، ماده ۳۱). هر تصمیم یا اقدام یک حوزه که تعهد، هزینه یا انتشاری به نام انجمن در پی دارد، در گروه رسمی شورا ثبت می‌شود تا همه اعضا در جریان باشند. تعهدی که خلاف این بند داده شود به نام انجمن پذیرفته نمی‌شود و مسئولیت آن با دهنده تعهد است.</w:t>
       </w:r>
     </w:p>
     <w:p>
@@ -705,7 +705,7 @@
           <w:rFonts w:ascii="Tahoma" w:hAnsi="Tahoma" w:cs="Tahoma"/>
           <w:rtl/>
         </w:rPr>
-        <w:t>۱-۹. تفویض و رهاسازی: هر تفویض شورا به یک عضو یا همکار مکتوب است و دامنه، سقف هزینه و مهلت آن در صورت‌جلسه یا گروه رسمی شورا ثبت می‌شود. عضوی که نمی‌تواند حوزه‌ای را ادامه دهد، آن را در جلسه رها می‌کند و تا تعیین دارنده تازه، کار را به هم‌پوشان تحویل می‌دهد. اگر کار حوزه‌ای دو جلسه پیاپی بدون گزارش و پیشرفت بماند، دبیر با دارنده گفت‌وگو می‌کند و اگر مشکل برطرف نشود، شورا حوزه را با مصوبه مهم بازتخصیص می‌دهد. بازتخصیص اقدام انضباطی نیست و با دلیل در صورت‌جلسه ثبت می‌شود.</w:t>
+        <w:t>۱-۹. تفویض و رهاسازی: هر تفویض شورا به یک عضو یا همکار مکتوب است و دامنه، سقف هزینه و مهلت آن در صورت‌جلسه یا گروه رسمی شورا ثبت می‌شود. عضوی که نمی‌تواند حوزه‌ای را ادامه دهد، آن را در جلسه رها می‌کند و تا تعیین دارنده تازه، کار را به همکار پشتیبان تحویل می‌دهد. اگر کار حوزه‌ای دو جلسه پیاپی بدون گزارش و پیشرفت بماند، دبیر با دارنده گفت‌وگو می‌کند و اگر مشکل برطرف نشود، شورا حوزه را با مصوبه مهم بازتخصیص می‌دهد. بازتخصیص اقدام انضباطی نیست و با دلیل در صورت‌جلسه ثبت می‌شود.</w:t>
       </w:r>
     </w:p>
     <w:p>
@@ -962,7 +962,7 @@
           <w:rFonts w:ascii="Tahoma" w:hAnsi="Tahoma" w:cs="Tahoma"/>
           <w:rtl/>
         </w:rPr>
-        <w:t>۱-۱۳. تکمیل کرسی علی‌البدل: پس از ارتقای علی‌البدل، و نیز هرگاه خود علی‌البدل با استعفا یا لغو عضویت از شورا خارج شود، کرسی خالی علی‌البدل به ترتیب آرا به نفرات بعدی همان انتخابات عرضه می‌شود؛ منبع این ترتیب، ثبت تفکیکی آرای هر نامزد به دست کمیته انتخابات است (۷-۱). عرضه با رضایت کتبی فرد، بازبینی شرایط نامزدی او (اساسنامه، ماده ۲۲)، ثبت در صورت‌جلسه و اطلاع معاونت انجام می‌شود (اساسنامه، تبصره ۲ ماده ۱۴). کسی که کرسی به او عرضه می‌شود حداکثر ظرف ۷ روز پاسخ می‌دهد و پاسخ ندادن در این مهلت نپذیرفتن است؛ اگر نپذیرد یا واجد شرایط نباشد، کرسی به نفر پس از او عرضه می‌شود و اگر کسی باقی نماند، شورا با شش نفر کار می‌کند. هرگاه علی‌البدلی باقی نماند یا شمار اعضای شورا به کمتر از شش نفر برسد، انتخابات میان‌دوره‌ای حداکثر ظرف یک ماه برگزار می‌شود (اساسنامه، ماده ۲۵).</w:t>
+        <w:t>۱-۱۳. تکمیل کرسی علی‌البدل: پس از ارتقای علی‌البدل، و نیز هرگاه خود علی‌البدل با استعفا یا لغو عضویت از شورا خارج شود، کرسی خالی علی‌البدل به ترتیب آرا به نفرات بعدی همان انتخابات عرضه می‌شود؛ منبع این ترتیب، ثبت تفکیکی آرای هر نامزد به دست کمیته انتخابات است (۷-۱). عرضه با رضایت کتبی فرد، بازبینی شرایط نامزدی او (اساسنامه، ماده ۲۲)، ثبت در صورت‌جلسه و اطلاع معاونت انجام می‌شود (اساسنامه، تبصره ۲ ماده ۱۴). کسی که کرسی به او عرضه می‌شود حداکثر ظرف ۷ روز پاسخ می‌دهد و پاسخ ندادن در این مهلت نپذیرفتن است؛ اگر نپذیرد یا واجد شرایط نباشد، کرسی به نفر پس از او عرضه می‌شود و اگر کسی باقی نماند، کرسی خالی می‌ماند و شورا با اعضای موجود کار می‌کند. انتخابات میان‌دوره‌ای فقط وقتی برگزار می‌شود که پس از این عرضه‌ها شمار اعضای شورا کمتر از شش نفر بماند، و حداکثر ظرف یک ماه پس از پایان عرضه‌ها برگزار می‌شود (اساسنامه، ماده ۲۵).</w:t>
       </w:r>
     </w:p>
     <w:p>
@@ -1362,7 +1362,7 @@
           <w:rFonts w:ascii="Tahoma" w:hAnsi="Tahoma" w:cs="Tahoma"/>
           <w:rtl/>
         </w:rPr>
-        <w:t>۳-۴. دو امضا: هر پرداخت یا بازپرداخت از محل وجوه انجمن با امضای مسئول مالی و دبیر تأیید می‌شود و این دو امضا از دو شخص متفاوت است (اساسنامه، ماده ۲۸). تأیید پیش از پرداخت گرفته می‌شود و در هزینه‌های روز برنامه حداکثر همان روز (۴-۶). اگر یکی از این دو خود طرف پرداخت باشد، مثلاً در بازپرداخت هزینه‌ای که خودش کرده، نائب دبیر به جای او امضا می‌کند. امضا می‌تواند تأیید مکتوب در گروه رسمی شورا یا در ستون تأییدکننده دوم دفتر کل باشد، به شرط آنکه نام و تاریخ تأییدکننده معلوم باشد.</w:t>
+        <w:t>۳-۴. دو امضا: هر پرداخت یا بازپرداخت از محل وجوه انجمن با امضای مسئول مالی و دبیر تأیید می‌شود و این دو امضا از دو شخص متفاوت است (اساسنامه، ماده ۲۸). تأیید پیش از پرداخت گرفته می‌شود و در هزینه‌های روز برنامه حداکثر همان روز (۴-۶). اگر یکی از این دو خود طرف پرداخت باشد، مثلاً در بازپرداخت هزینه‌ای که خودش کرده، یا در دسترس نباشد، نائب دبیر به جای او امضا می‌کند. امضا می‌تواند تأیید مکتوب در گروه رسمی شورا یا در ستون تأییدکننده دوم دفتر کل باشد، به شرط آنکه نام و تاریخ تأییدکننده معلوم باشد.</w:t>
       </w:r>
     </w:p>
     <w:p>
@@ -1422,7 +1422,7 @@
           <w:rFonts w:ascii="Tahoma" w:hAnsi="Tahoma" w:cs="Tahoma"/>
           <w:rtl/>
         </w:rPr>
-        <w:t>۳-۹. مازاد: مازاد درآمد هر رویداد سود انجمن یا اعضا نیست و در مسیر رسمی دانشگاه می‌ماند (اساسنامه، ماده ۳۰). مازاد فقط با مصوبه شورا صرف فعالیت‌های علمی و آموزشی، تجهیزات یا یارانه ثبت‌نام انجمن می‌شود و مبلغ و مصرف آن به مجمع و معاونت اعلام می‌شود. تقسیم مازاد میان اعضا به هر شکل، پاداش نقدی، و جشن یا پذیرایی که پس از رویداد و از محل مازاد تصمیم گرفته شود ممنوع است؛ قدردانی از عوامل فقط از ردیف پیش‌بینی‌شده بودجه (۳-۷) ممکن است.</w:t>
+        <w:t>۳-۹. مازاد: مازاد درآمد هر رویداد سود انجمن یا اعضا نیست و در مسیر رسمی دانشگاه می‌ماند (اساسنامه، ماده ۳۰). مازاد فقط با مصوبه شورا صرف فعالیت‌های علمی و آموزشی، تجهیزات یا یارانه ثبت‌نام انجمن می‌شود و مبلغ و مصرف پیشنهادی آن پیش از صرف به مجمع و معاونت اعلام می‌شود. تقسیم مازاد میان اعضا به هر شکل، پاداش نقدی، و جشن یا پذیرایی که پس از رویداد و از محل مازاد تصمیم گرفته شود ممنوع است؛ قدردانی از عوامل فقط از ردیف پیش‌بینی‌شده بودجه (۳-۷) ممکن است.</w:t>
       </w:r>
     </w:p>
     <w:p>
@@ -1807,7 +1807,7 @@
           <w:rFonts w:ascii="Tahoma" w:hAnsi="Tahoma" w:cs="Tahoma"/>
           <w:rtl/>
         </w:rPr>
-        <w:t>جلسات باز و منظم مجمع، از جمله چای، در فضای انجمن و بدون ثبت‌نام، پرداخت و میهمان بیرونی: یک مجوز برای هر نیمسال که گرفتن آن در آغاز هر نیمسال تکلیف شوراست و پیگیری‌اش با دبیر و رابط مجمع است (اساسنامه، تبصره ۲ ماده ۸). این مجوز جلسات موضوعی مجمع را هم که همین شرایط را دارند، یعنی در فضای انجمن و بدون ثبت‌نام، پرداخت و میهمان بیرونی برگزار می‌شوند، در بر می‌گیرد و درخواست مجوز آن‌ها را نام می‌برد؛ جلسه موضوعی که از آستانه کار مجمع بگذرد، از جمله با پرداختن به موضوعی با ابعاد سیاسی یا صنفی، از مسیر طرح به شورا پیش می‌رود و تابع زنجیره همین بند است (شیوه‌نامه اجرایی مجمع، ۳-۵ و ۴-۳).</w:t>
+        <w:t>جلسات باز و منظم مجمع، از جمله چای، در فضای انجمن و بدون ثبت‌نام، پرداخت و میهمان بیرونی: یک مجوز برای هر نیمسال («مجوز نیمسالی») که گرفتن آن در آغاز هر نیمسال تکلیف شوراست و پیگیری‌اش با دبیر و رابط مجمع است (اساسنامه، تبصره ۲ ماده ۸). این مجوز جلسات موضوعی مجمع را هم که همین شرایط را دارند، یعنی در فضای انجمن و بدون ثبت‌نام، پرداخت و میهمان بیرونی برگزار می‌شوند، در بر می‌گیرد و درخواست مجوز آن‌ها را نام می‌برد؛ جلسه موضوعی که از آستانه کار مجمع بگذرد، از جمله با پرداختن به موضوعی با ابعاد سیاسی یا صنفی، از مسیر طرح به شورا پیش می‌رود و تابع زنجیره همین بند است (شیوه‌نامه اجرایی مجمع، ۳-۵ و ۴-۳).</w:t>
       </w:r>
     </w:p>
     <w:p>
@@ -2017,7 +2017,7 @@
           <w:rFonts w:ascii="Tahoma" w:hAnsi="Tahoma" w:cs="Tahoma"/>
           <w:rtl/>
         </w:rPr>
-        <w:t>۵-۶. سمینارهای هفتگی: اطلاع‌رسانی سمینارهای هفتگی گروه‌های دانشکده سنتی است که از ۱۳۹۷ به درخواست دانشجویان آغاز شده و ادامه می‌یابد. این کار یک مسئول نام‌دار و یک هم‌پوشان دارد که فهرست سمینارها، استادان مربوط و راه دریافت اطلاعات آن‌ها را در دست دارند و سمینارهای روز بعد را هر روز، با قالبی که مالک بستر یک‌بار تأیید کرده است (۵-۱)، اطلاع‌رسانی می‌کنند. برنامه‌های هفتگی دانشکده که زیر نظر انجمن نیستند، مانند زنگ پژوهش، با هماهنگی برگزارکنندگانشان در بسترهای انجمن و در صورت تناسب در بسترهای دانشگاه اطلاع‌رسانی می‌شوند. زیرگروه‌ها برنامه‌های خود را خودشان اطلاع‌رسانی می‌کنند و نقش انجمن در این مورد نظارتی است.</w:t>
+        <w:t>۵-۶. سمینارهای هفتگی: اطلاع‌رسانی سمینارهای هفتگی گروه‌های دانشکده سنتی است که از ۱۳۹۷ به درخواست دانشجویان آغاز شده و ادامه می‌یابد. این کار یک مسئول نام‌دار و یک همکار پشتیبان دارد که فهرست سمینارها، استادان مربوط و راه دریافت اطلاعات آن‌ها را در دست دارند و سمینارهای روز بعد را هر روز، با قالبی که مالک بستر یک‌بار تأیید کرده است (۵-۱)، اطلاع‌رسانی می‌کنند. برنامه‌های هفتگی دانشکده که زیر نظر انجمن نیستند، مانند زنگ پژوهش، با هماهنگی برگزارکنندگانشان در بسترهای انجمن و در صورت تناسب در بسترهای دانشگاه اطلاع‌رسانی می‌شوند. زیرگروه‌ها برنامه‌های خود را خودشان اطلاع‌رسانی می‌کنند و نقش انجمن در این مورد نظارتی است.</w:t>
       </w:r>
     </w:p>
     <w:p>
@@ -2129,7 +2129,7 @@
           <w:rFonts w:ascii="Tahoma" w:hAnsi="Tahoma" w:cs="Tahoma"/>
           <w:rtl/>
         </w:rPr>
-        <w:t>۶-۳. پشتیبانی انجمن: انجمن به زیرگروه‌ها و حلقه‌ها این پشتیبانی‌ها را می‌دهد: اتاق و تجهیزات طبق برنامه استفاده اتاق، اطلاع‌رسانی در بسترهای انجمن، کمک در گرفتن مجوز و چاپ، و پشتیبانی مالی فقط از مسیر رسمی وجوه (۳-۲). درخواست پشتیبانی از مسیر جلسه دوهفتگی (۶-۱) یا مستقیم به دارنده حوزه ارتباط با زیرگروه‌ها می‌رسد. شورا با همین بند به‌طور دائم و کتبی اجازه می‌دهد که جلسات داخلی گروه‌های کاری و تیم‌های پروژه‌ای مجمع که از آستانه کار مجمع نمی‌گذرند (شیوه‌نامه اجرایی مجمع، ۴-۲)، از اتاق انجمن و تجهیزات درون آن طبق برنامه استفاده اتاق بهره ببرند؛ این بند همان تفویض کتبی شوراست که اساسنامه برای استفاده از فضای انجمن لازم می‌داند (اساسنامه، ماده ۳۴، بند الف). بهره بردن از دیگر منابع انجمن، مانند چاپ، بردن تجهیزات بیرون از اتاق یا امانت کتاب از کتابخانه، با هماهنگی شورا و از مسیر رابط مجمع (۶-۴) است.</w:t>
+        <w:t>۶-۳. پشتیبانی انجمن: انجمن به زیرگروه‌ها و حلقه‌ها این پشتیبانی‌ها را می‌دهد: اتاق و تجهیزات طبق برنامه استفاده اتاق، اطلاع‌رسانی در بسترهای انجمن، کمک در گرفتن مجوز و چاپ، و پشتیبانی مالی فقط از مسیر رسمی وجوه (۳-۲). درخواست پشتیبانی از مسیر جلسه دوهفتگی (۶-۱) یا مستقیم به دارنده حوزه ارتباط با زیرگروه‌ها می‌رسد. شورا با همین بند به‌طور دائم و کتبی اجازه می‌دهد که جلسات داخلی گروه‌های کاری و تیم‌های پروژه‌ای مجمع که از آستانه کار مجمع نمی‌گذرند (شیوه‌نامه اجرایی مجمع، ۴-۲)، و نیز چای و جلسات موضوعی مجمع که زیر مجوز نیمسالی برگزار می‌شوند (۴-۳؛ اساسنامه، تبصره ۲ ماده ۸)، از اتاق انجمن و تجهیزات درون آن طبق برنامه استفاده اتاق بهره ببرند؛ این بند همان تفویض کتبی شوراست که اساسنامه برای استفاده از فضای انجمن لازم می‌داند (اساسنامه، ماده ۳۴، بند الف). بهره بردن از دیگر منابع انجمن، مانند چاپ، بردن تجهیزات بیرون از اتاق یا امانت کتاب از کتابخانه، با هماهنگی شورا و از مسیر رابط مجمع (۶-۴) است.</w:t>
       </w:r>
     </w:p>
     <w:p>
@@ -2160,7 +2160,7 @@
           <w:rFonts w:ascii="Tahoma" w:hAnsi="Tahoma" w:cs="Tahoma"/>
           <w:rtl/>
         </w:rPr>
-        <w:t>پاسخ ۱۰ روزه: شورا به موضوعات و پیشنهادهای رسیده از مجمع (از مسیر رابط مجمع یا گزارش جلسه) حداکثر تا ۱۰ روز و با دلیل — پذیرش، رد، یا درخواست تکمیل — پاسخ مکتوب می‌دهد و پاسخ در گروه مجمع اعلام می‌شود. مهلت از روزی شمرده می‌شود که موضوع به رابط مجمع رسیده یا گزارش جلسه منتشر شده است. اگر در این ۱۰ روز جلسه منظمی نباشد که موضوع در آن تصمیم‌گیری شود، رابط مجمع در همین مهلت پاسخ موقت مکتوب می‌دهد و جلسه‌ای را که موضوع در آن تصمیم‌گیری می‌شود نام می‌برد.</w:t>
+        <w:t>پاسخ ۱۰ روزه: شورا به موضوعات و پیشنهادهای رسیده از مجمع (از مسیر رابط مجمع یا گزارش جلسه) حداکثر تا ۱۰ روز و با دلیل — پذیرش، رد، یا درخواست تکمیل — پاسخ مکتوب می‌دهد و پاسخ در گروه مجمع اعلام می‌شود. مهلت از روزی شمرده می‌شود که موضوع به رابط مجمع یا، در حالتی که در بند «رابط مجمع» همین فهرست آمده است، به دبیر رسیده، یا گزارش جلسه‌ای منتشر شده است که موضوع را با برچسب «برای شورا» آورده است (شیوه‌نامه اجرایی مجمع، ۷-۳). اگر در این ۱۰ روز جلسه منظمی نباشد که موضوع در آن تصمیم‌گیری شود، رابط مجمع در همین مهلت پاسخ موقت مکتوب می‌دهد و جلسه‌ای را که موضوع در آن تصمیم‌گیری می‌شود نام می‌برد.</w:t>
       </w:r>
     </w:p>
     <w:p>
@@ -2343,7 +2343,7 @@
           <w:rFonts w:ascii="Tahoma" w:hAnsi="Tahoma" w:cs="Tahoma"/>
           <w:rtl/>
         </w:rPr>
-        <w:t>ترکیب: نماینده شورای در حال پایان دوره و داوطلب مستقل از مجمع، که هیچ‌کدام نامزد نیستند. اعضای شورا که خود نامزدند در تصمیم تشکیل کمیته رأی نمی‌دهند و عضو مستقل از میان داوطلبانی برگزیده می‌شود که به فراخوان عمومی در گروه مجمع پاسخ داده‌اند. اگر همه اعضای شورا نامزد باشند، ترکیب کمیته با هماهنگی استاد مشاور از میان داوطلبان همان فراخوان تعیین می‌شود. عضو کمیته که تصمیم به نامزدی بگیرد از کمیته کناره می‌گیرد و جانشینش به همین ترتیب تعیین می‌شود. شورا کمیته را پیش از آغاز پنجره انتخابات تشکیل می‌دهد و ترکیب آن را به معاونت اعلام می‌کند.</w:t>
+        <w:t>ترکیب: نماینده شورای در حال پایان دوره و داوطلب مستقل از مجمع، که هیچ‌کدام نامزد نیستند. اعضای شورا که خود نامزدند در تصمیم تشکیل کمیته رأی نمی‌دهند و عضو مستقل از میان داوطلبانی برگزیده می‌شود که به فراخوان عمومی در گروه مجمع پاسخ داده‌اند. اگر همه اعضای شورا نامزد باشند، ترکیب کمیته با هماهنگی استاد مشاور از میان داوطلبان همان فراخوان تعیین می‌شود. عضو کمیته که تصمیم به نامزدی بگیرد از کمیته کناره می‌گیرد و جانشینش به همین ترتیب تعیین می‌شود. شورا کمیته را در اسفند، پیش از گشوده شدن فراخوان نامزدی، تشکیل می‌دهد و ترکیب آن را به معاونت اعلام می‌کند؛ از این رو عضو شورا که پس از تشکیل کمیته نامزد شود، از همان هنگام در هیچ تصمیم شورا درباره کمیته انتخابات و امور آن، از جمله تعیین جانشین عضو کمیته، رأی نمی‌دهد. اگر دو عضو کمیته در تصمیمی هم‌نظر نشوند، نظر استاد مشاور ملاک است و اگر او در دسترس نباشد، تصمیم با قرعه گرفته می‌شود.</w:t>
       </w:r>
     </w:p>
     <w:p>
@@ -2431,7 +2431,7 @@
           <w:rFonts w:ascii="Tahoma" w:hAnsi="Tahoma" w:cs="Tahoma"/>
           <w:rtl/>
         </w:rPr>
-        <w:t>۷-۲. چک‌لیست سالانه: شورا هر سال این کارها را انجام می‌دهد و در صورت‌جلسه ثبت می‌کند (اساسنامه، ماده ۱۵): برگزاری جلسه عمومی سالانه با گزارش عملکرد و گزارش مالی و اطلاع‌رسانی دست‌کم دو هفته پیش از آن (اساسنامه، ماده ۱۱)؛ انتشار گزارش عملکرد سالانه و گزارش مالی سالانه در گروه مجمع و ثبت آن‌ها در آرشیو دیجیتال (۷-۸) دست‌کم یک هفته پیش از جلسه عمومی سالانه، تا اعضا و مشارکت‌کنندگان پیش از جلسه آن‌ها را بخوانند و پرسش‌هایشان را آماده کنند؛ پیگیری تمدید حکم استاد مشاور؛ بررسی شرایط عضویت اعضای شورا پس از اعلام نمرات هر نیمسال (اساسنامه، ماده ۲۵)؛ به‌روزرسانی فهرست اموال و تجهیزات؛ ثبت فعالیت‌ها در سامانه فرنما در صورت لزوم؛ و بازبینی دفتر عضویت تا شمار اعضا از بیست نفر کمتر نشود (اساسنامه، ماده ۲۰). زمان هر کار در پیوست ج آمده است.</w:t>
+        <w:t>۷-۲. چک‌لیست سالانه: شورا هر سال این کارها را انجام می‌دهد و در صورت‌جلسه ثبت می‌کند (اساسنامه، ماده ۱۵): برگزاری جلسه عمومی سالانه با گزارش عملکرد و گزارش مالی و اطلاع‌رسانی دست‌کم دو هفته پیش از آن (اساسنامه، ماده ۱۱)، با دعوتی که زمان نوبت دوم جلسه را هم اعلام می‌کند، چون بدون آن جلسه‌ای که به نصاب نرسد نوبت دوم قانونی ندارد (اساسنامه، تبصره ۳ ماده ۱۱)؛ انتشار گزارش عملکرد سالانه و گزارش مالی سالانه در گروه مجمع و ثبت آن‌ها در آرشیو دیجیتال (۷-۸) دست‌کم یک هفته پیش از جلسه عمومی سالانه، تا اعضا و مشارکت‌کنندگان پیش از جلسه آن‌ها را بخوانند و پرسش‌هایشان را آماده کنند؛ پیگیری تمدید حکم استاد مشاور؛ بررسی شرایط عضویت اعضای شورا پس از اعلام نمرات هر نیمسال (اساسنامه، ماده ۲۵)؛ به‌روزرسانی فهرست اموال و تجهیزات؛ ثبت فعالیت‌ها در سامانه فرنما در صورت لزوم؛ و بازبینی و به‌روزرسانی سالانه دفتر عضویت به دست دارنده حوزه مالی و اداری (۱-۶)، تا شمار اعضا از بیست نفر کمتر نشود و نصاب جلسه عمومی بر دفتری درست شمرده شود (اساسنامه، ماده ۲۰). زمان هر کار در پیوست ج آمده است.</w:t>
       </w:r>
     </w:p>
     <w:p>
@@ -2596,7 +2596,7 @@
           <w:rFonts w:ascii="Tahoma" w:hAnsi="Tahoma" w:cs="Tahoma"/>
           <w:rtl/>
         </w:rPr>
-        <w:t>۳) تقسیم حوزه‌ها، تعیین نقش‌های ثابت و هم‌پوشان‌ها، تعیین رابط مجمع، تعیین روز و ساعت جلسات منظم (۲-۱) و امضای تعهدنامه‌ها (۱-۶، ۱-۷ و ۱-۱۱) — بر عهده دبیر تازه؛</w:t>
+        <w:t>۳) تقسیم حوزه‌ها، تعیین نقش‌های ثابت و همکاران پشتیبان، تعیین رابط مجمع، تعیین روز و ساعت جلسات منظم (۲-۱) و امضای تعهدنامه‌ها (۱-۶، ۱-۷ و ۱-۱۱) — بر عهده دبیر تازه؛</w:t>
       </w:r>
     </w:p>
     <w:p>
@@ -2835,7 +2835,7 @@
           <w:rFonts w:ascii="Tahoma" w:hAnsi="Tahoma" w:cs="Tahoma"/>
           <w:rtl/>
         </w:rPr>
-        <w:t>حساس: رأی موافق ۵ از کل ۷ نفر، با اعلام ۴۸ ساعته جز در جلسه فوری؛ فقط برای اصلاح پیش‌درآمد و فصل ۳، تصمیم مهم در جلسه فوری بی‌اعلام، تعلیق عضو با رأی ۵ نفر از ۶ عضو دیگر، و دعوت برای کرسی خالی در کمبود نامزد (۰-۵).</w:t>
+        <w:t>حساس: رأی موافق ۵ از کل ۷ نفر، با اعلام ۴۸ ساعته جز در جلسه فوری؛ فقط برای اصلاح پیش‌درآمد و فصل ۳، تصمیم مهم در جلسه فوری بی‌اعلام، تعلیق عضو با رأی ۵ نفر از ۶ عضو دیگر، تغییر دبیر در نقش دبیری پس از شنیدن توضیحات او (اساسنامه، ماده ۱۷)، و دعوت برای کرسی خالی در کمبود نامزد (۰-۵).</w:t>
       </w:r>
     </w:p>
     <w:p>
@@ -3247,7 +3247,7 @@
           <w:rFonts w:ascii="Tahoma" w:hAnsi="Tahoma" w:cs="Tahoma"/>
           <w:rtl/>
         </w:rPr>
-        <w:t>۲ هفته: پیش‌تولید رسانه‌ای و فراخوان داوطلبان رویداد بزرگ پیش از رویداد؛ اطلاع‌رسانی جلسه عمومی سالانه پیش از برگزاری.</w:t>
+        <w:t>۲ هفته: پیش‌تولید رسانه‌ای و فراخوان داوطلبان رویداد بزرگ پیش از رویداد؛ اطلاع‌رسانی جلسه عمومی سالانه پیش از برگزاری، با دعوتی که زمان نوبت دوم را هم اعلام می‌کند (۷-۲).</w:t>
       </w:r>
     </w:p>
     <w:p>
@@ -3285,7 +3285,7 @@
           <w:rFonts w:ascii="Tahoma" w:hAnsi="Tahoma" w:cs="Tahoma"/>
           <w:rtl/>
         </w:rPr>
-        <w:t>یک ماه: حداکثر مدت هر نوبت تعلیق، جز وقتی موضوع رسماً به مرجع انضباطی یا معاونت ارجاع شده است؛ انتخابات تکمیلی در کمبود نامزد؛ انتخابات میان‌دوره‌ای وقتی شورا کمتر از شش عضو دارد یا علی‌البدلی نمانده است.</w:t>
+        <w:t>یک ماه: حداکثر مدت هر نوبت تعلیق، جز وقتی موضوع رسماً به مرجع انضباطی یا معاونت ارجاع شده است؛ انتخابات تکمیلی در کمبود نامزد؛ انتخابات میان‌دوره‌ای پس از پایان عرضه کرسی‌ها، فقط وقتی شورا همچنان کمتر از شش عضو دارد (۱-۱۳).</w:t>
       </w:r>
     </w:p>
     <w:p>
@@ -3434,7 +3434,7 @@
           <w:rFonts w:ascii="Tahoma" w:hAnsi="Tahoma" w:cs="Tahoma"/>
           <w:rtl/>
         </w:rPr>
-        <w:t>مسئول مالی و دبیر: دو امضای هر پرداخت؛ نائب دبیر وقتی یکی از آن دو طرف پرداخت است.</w:t>
+        <w:t>مسئول مالی و دبیر: دو امضای هر پرداخت؛ نائب دبیر وقتی یکی از آن دو طرف پرداخت است یا در دسترس نیست.</w:t>
       </w:r>
     </w:p>
     <w:p>
@@ -3886,7 +3886,7 @@
           <w:rFonts w:ascii="Tahoma" w:hAnsi="Tahoma" w:cs="Tahoma"/>
           <w:rtl/>
         </w:rPr>
-        <w:t>رابط شورا و هم‌پوشان هر نقش کلیدی در دسترس‌اند.</w:t>
+        <w:t>رابط شورا و همکار پشتیبان هر نقش کلیدی در دسترس‌اند.</w:t>
       </w:r>
     </w:p>
     <w:p>
@@ -4265,7 +4265,7 @@
           <w:rFonts w:ascii="Tahoma" w:hAnsi="Tahoma" w:cs="Tahoma"/>
           <w:rtl/>
         </w:rPr>
-        <w:t>فروردین: تهیه گزارش عملکرد و گزارش مالی سالانه و انتشار آن‌ها در گروه مجمع دست‌کم یک هفته پیش از جلسه عمومی (۷-۲)؛ اطلاع‌رسانی جلسه عمومی دست‌کم دو هفته پیش از برگزاری؛ فراخوان نامزدی کمیته انتخابات.</w:t>
+        <w:t>فروردین: تهیه گزارش عملکرد و گزارش مالی سالانه و انتشار آن‌ها در گروه مجمع دست‌کم یک هفته پیش از جلسه عمومی (۷-۲)؛ اطلاع‌رسانی جلسه عمومی دست‌کم دو هفته پیش از برگزاری، با ذکر زمان نوبت دوم در همان دعوت (۷-۲)؛ فراخوان نامزدی کمیته انتخابات.</w:t>
       </w:r>
     </w:p>
     <w:p>
@@ -4284,7 +4284,7 @@
           <w:rFonts w:ascii="Tahoma" w:hAnsi="Tahoma" w:cs="Tahoma"/>
           <w:rtl/>
         </w:rPr>
-        <w:t>اردیبهشت: جلسه عمومی سالانه با گزارش عملکرد، گزارش مالی، پرسش و پاسخ و گزارش کمیته انتخابات؛ آغاز پنجره انتخابات در ۱۰ اردیبهشت؛ بستن دفتر کل و تسویه پیش از تحویل؛ کامل کردن دفترچه انتقال و فهرست‌های اموال و دسترسی‌ها.</w:t>
+        <w:t>اردیبهشت: جلسه عمومی سالانه با گزارش عملکرد، گزارش مالی، پرسش و پاسخ و گزارش کمیته انتخابات، و اگر نوبت نخست به نصاب نرسد، نوبت دوم در زمانی که در دعوت آمده است؛ آغاز پنجره انتخابات در ۱۰ اردیبهشت؛ بستن دفتر کل و تسویه پیش از تحویل؛ کامل کردن دفترچه انتقال و فهرست‌های اموال و دسترسی‌ها.</w:t>
       </w:r>
     </w:p>
     <w:p>

--- a/docs/governance/build/shora-shivename.docx
+++ b/docs/governance/build/shora-shivename.docx
@@ -3266,7 +3266,7 @@
           <w:rFonts w:ascii="Tahoma" w:hAnsi="Tahoma" w:cs="Tahoma"/>
           <w:rtl/>
         </w:rPr>
-        <w:t>یک هفته: انتخاب جانشین دبیر؛ انتشار گزارش عملکرد و گزارش مالی سالانه در گروه مجمع پیش از جلسه عمومی سالانه (۷-۲).</w:t>
+        <w:t>یک هفته: انتخاب جانشین دبیر پس از خروج یا کناره‌گیری او (پس از پایان دادن به دبیری با رأی حساس، جانشین در همان جلسه انتخاب می‌شود؛ اساسنامه، ماده ۱۷)؛ انتشار گزارش عملکرد و گزارش مالی سالانه در گروه مجمع پیش از جلسه عمومی سالانه (۷-۲).</w:t>
       </w:r>
     </w:p>
     <w:p>
